--- a/lessons/2-4/homework.docx
+++ b/lessons/2-4/homework.docx
@@ -19,24 +19,13 @@
     </w:p>
     <w:p>
       <w:pPr>
-        <w:pStyle w:val="Title"/>
+        <w:pStyle w:val="Heading1"/>
       </w:pPr>
       <w:r>
         <w:rPr>
           <w:rFonts w:ascii="Arial" w:hAnsi="Arial" w:eastAsia="Arial" w:cs="Arial"/>
         </w:rPr>
         <w:t>Building a Box Plot</w:t>
-      </w:r>
-    </w:p>
-    <w:p>
-      <w:pPr>
-        <w:pStyle w:val="PublisherEdition"/>
-      </w:pPr>
-      <w:r>
-        <w:rPr>
-          <w:rFonts w:ascii="Arial" w:hAnsi="Arial" w:eastAsia="Arial" w:cs="Arial"/>
-        </w:rPr>
-        <w:t>Version 2  /  Regular</w:t>
       </w:r>
     </w:p>
     <w:p>
@@ -96,7 +85,7 @@
     </w:p>
     <w:p>
       <w:pPr>
-        <w:pStyle w:val="PublisherSection"/>
+        <w:pStyle w:val="Heading2"/>
         <w:shd w:val="clear" w:color="auto" w:fill="EEF4F5"/>
         <w:pBdr>
           <w:left w:val="single" w:color="176B70" w:sz="20" w:space="7"/>
@@ -118,8 +107,6 @@
       <w:tblPr>
         <w:tblW w:type="dxa" w:w="10368"/>
         <w:jc w:val="center"/>
-        <w:tblLayout w:type="fixed"/>
-        <w:tblLook w:firstColumn="1" w:firstRow="1" w:lastColumn="0" w:lastRow="0" w:noHBand="0" w:noVBand="1" w:val="04A0"/>
         <w:tblInd w:type="dxa" w:w="0"/>
         <w:tblBorders>
           <w:top w:val="single" w:color="B9C9CE" w:sz="4" w:space="0"/>
@@ -129,6 +116,10 @@
           <w:insideH w:val="single" w:color="FFFFFF" w:sz="8" w:space="0"/>
           <w:insideV w:val="single" w:color="FFFFFF" w:sz="12" w:space="0"/>
         </w:tblBorders>
+        <w:tblLayout w:type="fixed"/>
+        <w:tblLook w:firstColumn="1" w:firstRow="1" w:lastColumn="0" w:lastRow="0" w:noHBand="0" w:noVBand="1" w:val="04A0"/>
+        <w:tblCaption w:val="Learn from a model"/>
+        <w:tblDescription w:val="Layout table. It only arranges the page; read its cells in order."/>
       </w:tblPr>
       <w:tblGrid>
         <w:gridCol w:w="4464"/>
@@ -429,7 +420,7 @@
     </w:p>
     <w:p>
       <w:pPr>
-        <w:pStyle w:val="PublisherSection"/>
+        <w:pStyle w:val="Heading2"/>
         <w:shd w:val="clear" w:color="auto" w:fill="EEF4F5"/>
         <w:pBdr>
           <w:left w:val="single" w:color="176B70" w:sz="20" w:space="7"/>
@@ -451,8 +442,6 @@
       <w:tblPr>
         <w:tblW w:type="dxa" w:w="10368"/>
         <w:jc w:val="center"/>
-        <w:tblLayout w:type="fixed"/>
-        <w:tblLook w:firstColumn="1" w:firstRow="1" w:lastColumn="0" w:lastRow="0" w:noHBand="0" w:noVBand="1" w:val="04A0"/>
         <w:tblInd w:type="dxa" w:w="0"/>
         <w:tblBorders>
           <w:top w:val="nil"/>
@@ -462,6 +451,10 @@
           <w:insideH w:val="nil"/>
           <w:insideV w:val="nil"/>
         </w:tblBorders>
+        <w:tblLayout w:type="fixed"/>
+        <w:tblLook w:firstColumn="1" w:firstRow="1" w:lastColumn="0" w:lastRow="0" w:noHBand="0" w:noVBand="1" w:val="04A0"/>
+        <w:tblCaption w:val="Exercise 1"/>
+        <w:tblDescription w:val="Layout table. It only arranges the page; read its cells in order."/>
       </w:tblPr>
       <w:tblGrid>
         <w:gridCol w:w="10368"/>
@@ -565,8 +558,6 @@
             <w:tblPr>
               <w:tblW w:type="dxa" w:w="10368"/>
               <w:jc w:val="center"/>
-              <w:tblLayout w:type="fixed"/>
-              <w:tblLook w:firstColumn="1" w:firstRow="1" w:lastColumn="0" w:lastRow="0" w:noHBand="0" w:noVBand="1" w:val="04A0"/>
               <w:tblInd w:type="dxa" w:w="0"/>
               <w:tblBorders>
                 <w:top w:val="single" w:color="B9C9CE" w:sz="4" w:space="0"/>
@@ -574,6 +565,10 @@
                 <w:bottom w:val="single" w:color="B9C9CE" w:sz="4" w:space="0"/>
                 <w:right w:val="single" w:color="B9C9CE" w:sz="4" w:space="0"/>
               </w:tblBorders>
+              <w:tblLayout w:type="fixed"/>
+              <w:tblLook w:firstColumn="1" w:firstRow="1" w:lastColumn="0" w:lastRow="0" w:noHBand="0" w:noVBand="1" w:val="04A0"/>
+              <w:tblCaption w:val="Workspace"/>
+              <w:tblDescription w:val="Layout table that frames the blank workspace for this exercise."/>
             </w:tblPr>
             <w:tblGrid>
               <w:gridCol w:w="10368"/>
@@ -620,7 +615,7 @@
                     <w:drawing>
                       <wp:inline xmlns:a="http://schemas.openxmlformats.org/drawingml/2006/main" xmlns:pic="http://schemas.openxmlformats.org/drawingml/2006/picture">
                         <wp:extent cx="6382512" cy="685800"/>
-                        <wp:docPr id="1" name="Picture 1" descr="PUBLISHER_WORKSPACE: Blank square grid for sketching a geometric figure or net. The grid has no assigned measurements or scale." title="SHOW YOUR THINKING"/>
+                        <wp:docPr id="1" name="Picture 1" descr="Blank square grid for sketching a geometric figure or net. The grid has no assigned measurements or scale." title="SHOW YOUR THINKING"/>
                         <wp:cNvGraphicFramePr>
                           <a:graphicFrameLocks noChangeAspect="1"/>
                         </wp:cNvGraphicFramePr>
@@ -687,8 +682,6 @@
       <w:tblPr>
         <w:tblW w:type="dxa" w:w="10368"/>
         <w:jc w:val="center"/>
-        <w:tblLayout w:type="fixed"/>
-        <w:tblLook w:firstColumn="1" w:firstRow="1" w:lastColumn="0" w:lastRow="0" w:noHBand="0" w:noVBand="1" w:val="04A0"/>
         <w:tblInd w:type="dxa" w:w="0"/>
         <w:tblBorders>
           <w:top w:val="nil"/>
@@ -698,6 +691,10 @@
           <w:insideH w:val="nil"/>
           <w:insideV w:val="nil"/>
         </w:tblBorders>
+        <w:tblLayout w:type="fixed"/>
+        <w:tblLook w:firstColumn="1" w:firstRow="1" w:lastColumn="0" w:lastRow="0" w:noHBand="0" w:noVBand="1" w:val="04A0"/>
+        <w:tblCaption w:val="Exercise 2"/>
+        <w:tblDescription w:val="Layout table. It only arranges the page; read its cells in order."/>
       </w:tblPr>
       <w:tblGrid>
         <w:gridCol w:w="10368"/>
@@ -849,8 +846,6 @@
             <w:tblPr>
               <w:tblW w:type="dxa" w:w="10368"/>
               <w:jc w:val="center"/>
-              <w:tblLayout w:type="fixed"/>
-              <w:tblLook w:firstColumn="1" w:firstRow="1" w:lastColumn="0" w:lastRow="0" w:noHBand="0" w:noVBand="1" w:val="04A0"/>
               <w:tblInd w:type="dxa" w:w="0"/>
               <w:tblBorders>
                 <w:top w:val="single" w:color="B9C9CE" w:sz="4" w:space="0"/>
@@ -858,6 +853,10 @@
                 <w:bottom w:val="single" w:color="B9C9CE" w:sz="4" w:space="0"/>
                 <w:right w:val="single" w:color="B9C9CE" w:sz="4" w:space="0"/>
               </w:tblBorders>
+              <w:tblLayout w:type="fixed"/>
+              <w:tblLook w:firstColumn="1" w:firstRow="1" w:lastColumn="0" w:lastRow="0" w:noHBand="0" w:noVBand="1" w:val="04A0"/>
+              <w:tblCaption w:val="Workspace"/>
+              <w:tblDescription w:val="Layout table that frames the blank workspace for this exercise."/>
             </w:tblPr>
             <w:tblGrid>
               <w:gridCol w:w="10368"/>
@@ -904,7 +903,7 @@
                     <w:drawing>
                       <wp:inline xmlns:a="http://schemas.openxmlformats.org/drawingml/2006/main" xmlns:pic="http://schemas.openxmlformats.org/drawingml/2006/picture">
                         <wp:extent cx="6382512" cy="685800"/>
-                        <wp:docPr id="2" name="Picture 2" descr="PUBLISHER_WORKSPACE: Blank square grid for sketching a geometric figure or net. The grid has no assigned measurements or scale." title="SHOW YOUR THINKING"/>
+                        <wp:docPr id="2" name="Picture 2" descr="Blank square grid for sketching a geometric figure or net. The grid has no assigned measurements or scale." title="SHOW YOUR THINKING"/>
                         <wp:cNvGraphicFramePr>
                           <a:graphicFrameLocks noChangeAspect="1"/>
                         </wp:cNvGraphicFramePr>
@@ -971,8 +970,6 @@
       <w:tblPr>
         <w:tblW w:type="dxa" w:w="10368"/>
         <w:jc w:val="center"/>
-        <w:tblLayout w:type="fixed"/>
-        <w:tblLook w:firstColumn="1" w:firstRow="1" w:lastColumn="0" w:lastRow="0" w:noHBand="0" w:noVBand="1" w:val="04A0"/>
         <w:tblInd w:type="dxa" w:w="0"/>
         <w:tblBorders>
           <w:top w:val="nil"/>
@@ -982,6 +979,10 @@
           <w:insideH w:val="nil"/>
           <w:insideV w:val="nil"/>
         </w:tblBorders>
+        <w:tblLayout w:type="fixed"/>
+        <w:tblLook w:firstColumn="1" w:firstRow="1" w:lastColumn="0" w:lastRow="0" w:noHBand="0" w:noVBand="1" w:val="04A0"/>
+        <w:tblCaption w:val="Exercise 3"/>
+        <w:tblDescription w:val="Layout table. It only arranges the page; read its cells in order."/>
       </w:tblPr>
       <w:tblGrid>
         <w:gridCol w:w="10368"/>
@@ -1068,8 +1069,6 @@
             <w:tblPr>
               <w:tblW w:type="dxa" w:w="10368"/>
               <w:jc w:val="center"/>
-              <w:tblLayout w:type="fixed"/>
-              <w:tblLook w:firstColumn="1" w:firstRow="1" w:lastColumn="0" w:lastRow="0" w:noHBand="0" w:noVBand="1" w:val="04A0"/>
               <w:tblInd w:type="dxa" w:w="0"/>
               <w:tblBorders>
                 <w:top w:val="single" w:color="B9C9CE" w:sz="4" w:space="0"/>
@@ -1077,6 +1076,10 @@
                 <w:bottom w:val="single" w:color="B9C9CE" w:sz="4" w:space="0"/>
                 <w:right w:val="single" w:color="B9C9CE" w:sz="4" w:space="0"/>
               </w:tblBorders>
+              <w:tblLayout w:type="fixed"/>
+              <w:tblLook w:firstColumn="1" w:firstRow="1" w:lastColumn="0" w:lastRow="0" w:noHBand="0" w:noVBand="1" w:val="04A0"/>
+              <w:tblCaption w:val="Workspace"/>
+              <w:tblDescription w:val="Layout table that frames the blank workspace for this exercise."/>
             </w:tblPr>
             <w:tblGrid>
               <w:gridCol w:w="10368"/>
@@ -1123,7 +1126,7 @@
                     <w:drawing>
                       <wp:inline xmlns:a="http://schemas.openxmlformats.org/drawingml/2006/main" xmlns:pic="http://schemas.openxmlformats.org/drawingml/2006/picture">
                         <wp:extent cx="6382512" cy="685800"/>
-                        <wp:docPr id="3" name="Picture 3" descr="PUBLISHER_WORKSPACE: Blank square grid for sketching a geometric figure or net. The grid has no assigned measurements or scale." title="SHOW YOUR THINKING"/>
+                        <wp:docPr id="3" name="Picture 3" descr="Blank square grid for sketching a geometric figure or net. The grid has no assigned measurements or scale." title="SHOW YOUR THINKING"/>
                         <wp:cNvGraphicFramePr>
                           <a:graphicFrameLocks noChangeAspect="1"/>
                         </wp:cNvGraphicFramePr>
@@ -1190,8 +1193,6 @@
       <w:tblPr>
         <w:tblW w:type="dxa" w:w="10368"/>
         <w:jc w:val="center"/>
-        <w:tblLayout w:type="fixed"/>
-        <w:tblLook w:firstColumn="1" w:firstRow="1" w:lastColumn="0" w:lastRow="0" w:noHBand="0" w:noVBand="1" w:val="04A0"/>
         <w:tblInd w:type="dxa" w:w="0"/>
         <w:tblBorders>
           <w:top w:val="nil"/>
@@ -1201,6 +1202,10 @@
           <w:insideH w:val="nil"/>
           <w:insideV w:val="nil"/>
         </w:tblBorders>
+        <w:tblLayout w:type="fixed"/>
+        <w:tblLook w:firstColumn="1" w:firstRow="1" w:lastColumn="0" w:lastRow="0" w:noHBand="0" w:noVBand="1" w:val="04A0"/>
+        <w:tblCaption w:val="Exercise 4"/>
+        <w:tblDescription w:val="Layout table. It only arranges the page; read its cells in order."/>
       </w:tblPr>
       <w:tblGrid>
         <w:gridCol w:w="10368"/>
@@ -1372,8 +1377,6 @@
             <w:tblPr>
               <w:tblW w:type="dxa" w:w="10368"/>
               <w:jc w:val="center"/>
-              <w:tblLayout w:type="fixed"/>
-              <w:tblLook w:firstColumn="1" w:firstRow="1" w:lastColumn="0" w:lastRow="0" w:noHBand="0" w:noVBand="1" w:val="04A0"/>
               <w:tblInd w:type="dxa" w:w="0"/>
               <w:tblBorders>
                 <w:top w:val="single" w:color="B9C9CE" w:sz="4" w:space="0"/>
@@ -1381,6 +1384,10 @@
                 <w:bottom w:val="single" w:color="B9C9CE" w:sz="4" w:space="0"/>
                 <w:right w:val="single" w:color="B9C9CE" w:sz="4" w:space="0"/>
               </w:tblBorders>
+              <w:tblLayout w:type="fixed"/>
+              <w:tblLook w:firstColumn="1" w:firstRow="1" w:lastColumn="0" w:lastRow="0" w:noHBand="0" w:noVBand="1" w:val="04A0"/>
+              <w:tblCaption w:val="Workspace"/>
+              <w:tblDescription w:val="Layout table that frames the blank workspace for this exercise."/>
             </w:tblPr>
             <w:tblGrid>
               <w:gridCol w:w="10368"/>
@@ -1427,7 +1434,7 @@
                     <w:drawing>
                       <wp:inline xmlns:a="http://schemas.openxmlformats.org/drawingml/2006/main" xmlns:pic="http://schemas.openxmlformats.org/drawingml/2006/picture">
                         <wp:extent cx="6382512" cy="1097280"/>
-                        <wp:docPr id="4" name="Picture 4" descr="PUBLISHER_WORKSPACE: Blank square grid for sketching a geometric figure or net. The grid has no assigned measurements or scale." title="SHOW YOUR THINKING"/>
+                        <wp:docPr id="4" name="Picture 4" descr="Blank square grid for sketching a geometric figure or net. The grid has no assigned measurements or scale." title="SHOW YOUR THINKING"/>
                         <wp:cNvGraphicFramePr>
                           <a:graphicFrameLocks noChangeAspect="1"/>
                         </wp:cNvGraphicFramePr>
@@ -1494,8 +1501,6 @@
       <w:tblPr>
         <w:tblW w:type="dxa" w:w="10368"/>
         <w:jc w:val="center"/>
-        <w:tblLayout w:type="fixed"/>
-        <w:tblLook w:firstColumn="1" w:firstRow="1" w:lastColumn="0" w:lastRow="0" w:noHBand="0" w:noVBand="1" w:val="04A0"/>
         <w:tblInd w:type="dxa" w:w="0"/>
         <w:tblBorders>
           <w:top w:val="nil"/>
@@ -1505,6 +1510,10 @@
           <w:insideH w:val="nil"/>
           <w:insideV w:val="nil"/>
         </w:tblBorders>
+        <w:tblLayout w:type="fixed"/>
+        <w:tblLook w:firstColumn="1" w:firstRow="1" w:lastColumn="0" w:lastRow="0" w:noHBand="0" w:noVBand="1" w:val="04A0"/>
+        <w:tblCaption w:val="Exercise 5"/>
+        <w:tblDescription w:val="Layout table. It only arranges the page; read its cells in order."/>
       </w:tblPr>
       <w:tblGrid>
         <w:gridCol w:w="10368"/>
@@ -1591,8 +1600,6 @@
             <w:tblPr>
               <w:tblW w:type="dxa" w:w="10368"/>
               <w:jc w:val="center"/>
-              <w:tblLayout w:type="fixed"/>
-              <w:tblLook w:firstColumn="1" w:firstRow="1" w:lastColumn="0" w:lastRow="0" w:noHBand="0" w:noVBand="1" w:val="04A0"/>
               <w:tblInd w:type="dxa" w:w="0"/>
               <w:tblBorders>
                 <w:top w:val="single" w:color="B9C9CE" w:sz="4" w:space="0"/>
@@ -1600,6 +1607,10 @@
                 <w:bottom w:val="single" w:color="B9C9CE" w:sz="4" w:space="0"/>
                 <w:right w:val="single" w:color="B9C9CE" w:sz="4" w:space="0"/>
               </w:tblBorders>
+              <w:tblLayout w:type="fixed"/>
+              <w:tblLook w:firstColumn="1" w:firstRow="1" w:lastColumn="0" w:lastRow="0" w:noHBand="0" w:noVBand="1" w:val="04A0"/>
+              <w:tblCaption w:val="Workspace"/>
+              <w:tblDescription w:val="Layout table that frames the blank workspace for this exercise."/>
             </w:tblPr>
             <w:tblGrid>
               <w:gridCol w:w="10368"/>
@@ -1646,7 +1657,7 @@
                     <w:drawing>
                       <wp:inline xmlns:a="http://schemas.openxmlformats.org/drawingml/2006/main" xmlns:pic="http://schemas.openxmlformats.org/drawingml/2006/picture">
                         <wp:extent cx="6382512" cy="685800"/>
-                        <wp:docPr id="5" name="Picture 5" descr="PUBLISHER_WORKSPACE: Blank square grid for sketching a geometric figure or net. The grid has no assigned measurements or scale." title="SHOW YOUR THINKING"/>
+                        <wp:docPr id="5" name="Picture 5" descr="Blank square grid for sketching a geometric figure or net. The grid has no assigned measurements or scale." title="SHOW YOUR THINKING"/>
                         <wp:cNvGraphicFramePr>
                           <a:graphicFrameLocks noChangeAspect="1"/>
                         </wp:cNvGraphicFramePr>
@@ -1713,8 +1724,6 @@
       <w:tblPr>
         <w:tblW w:type="dxa" w:w="10368"/>
         <w:jc w:val="center"/>
-        <w:tblLayout w:type="fixed"/>
-        <w:tblLook w:firstColumn="1" w:firstRow="1" w:lastColumn="0" w:lastRow="0" w:noHBand="0" w:noVBand="1" w:val="04A0"/>
         <w:tblInd w:type="dxa" w:w="0"/>
         <w:tblBorders>
           <w:top w:val="nil"/>
@@ -1724,6 +1733,10 @@
           <w:insideH w:val="nil"/>
           <w:insideV w:val="nil"/>
         </w:tblBorders>
+        <w:tblLayout w:type="fixed"/>
+        <w:tblLook w:firstColumn="1" w:firstRow="1" w:lastColumn="0" w:lastRow="0" w:noHBand="0" w:noVBand="1" w:val="04A0"/>
+        <w:tblCaption w:val="Exercise 6"/>
+        <w:tblDescription w:val="Layout table. It only arranges the page; read its cells in order."/>
       </w:tblPr>
       <w:tblGrid>
         <w:gridCol w:w="10368"/>
@@ -1810,8 +1823,6 @@
             <w:tblPr>
               <w:tblW w:type="dxa" w:w="10368"/>
               <w:jc w:val="center"/>
-              <w:tblLayout w:type="fixed"/>
-              <w:tblLook w:firstColumn="1" w:firstRow="1" w:lastColumn="0" w:lastRow="0" w:noHBand="0" w:noVBand="1" w:val="04A0"/>
               <w:tblInd w:type="dxa" w:w="0"/>
               <w:tblBorders>
                 <w:top w:val="single" w:color="B9C9CE" w:sz="4" w:space="0"/>
@@ -1819,6 +1830,10 @@
                 <w:bottom w:val="single" w:color="B9C9CE" w:sz="4" w:space="0"/>
                 <w:right w:val="single" w:color="B9C9CE" w:sz="4" w:space="0"/>
               </w:tblBorders>
+              <w:tblLayout w:type="fixed"/>
+              <w:tblLook w:firstColumn="1" w:firstRow="1" w:lastColumn="0" w:lastRow="0" w:noHBand="0" w:noVBand="1" w:val="04A0"/>
+              <w:tblCaption w:val="Workspace"/>
+              <w:tblDescription w:val="Layout table that frames the blank workspace for this exercise."/>
             </w:tblPr>
             <w:tblGrid>
               <w:gridCol w:w="10368"/>
@@ -1865,7 +1880,7 @@
                     <w:drawing>
                       <wp:inline xmlns:a="http://schemas.openxmlformats.org/drawingml/2006/main" xmlns:pic="http://schemas.openxmlformats.org/drawingml/2006/picture">
                         <wp:extent cx="6382512" cy="685800"/>
-                        <wp:docPr id="6" name="Picture 6" descr="PUBLISHER_WORKSPACE: Blank square grid for sketching a geometric figure or net. The grid has no assigned measurements or scale." title="SHOW YOUR THINKING"/>
+                        <wp:docPr id="6" name="Picture 6" descr="Blank square grid for sketching a geometric figure or net. The grid has no assigned measurements or scale." title="SHOW YOUR THINKING"/>
                         <wp:cNvGraphicFramePr>
                           <a:graphicFrameLocks noChangeAspect="1"/>
                         </wp:cNvGraphicFramePr>
@@ -1932,8 +1947,6 @@
       <w:tblPr>
         <w:tblW w:type="dxa" w:w="10368"/>
         <w:jc w:val="center"/>
-        <w:tblLayout w:type="fixed"/>
-        <w:tblLook w:firstColumn="1" w:firstRow="1" w:lastColumn="0" w:lastRow="0" w:noHBand="0" w:noVBand="1" w:val="04A0"/>
         <w:tblInd w:type="dxa" w:w="0"/>
         <w:tblBorders>
           <w:top w:val="nil"/>
@@ -1943,6 +1956,10 @@
           <w:insideH w:val="nil"/>
           <w:insideV w:val="nil"/>
         </w:tblBorders>
+        <w:tblLayout w:type="fixed"/>
+        <w:tblLook w:firstColumn="1" w:firstRow="1" w:lastColumn="0" w:lastRow="0" w:noHBand="0" w:noVBand="1" w:val="04A0"/>
+        <w:tblCaption w:val="Exercise 7"/>
+        <w:tblDescription w:val="Layout table. It only arranges the page; read its cells in order."/>
       </w:tblPr>
       <w:tblGrid>
         <w:gridCol w:w="10368"/>
@@ -2094,8 +2111,6 @@
             <w:tblPr>
               <w:tblW w:type="dxa" w:w="10368"/>
               <w:jc w:val="center"/>
-              <w:tblLayout w:type="fixed"/>
-              <w:tblLook w:firstColumn="1" w:firstRow="1" w:lastColumn="0" w:lastRow="0" w:noHBand="0" w:noVBand="1" w:val="04A0"/>
               <w:tblInd w:type="dxa" w:w="0"/>
               <w:tblBorders>
                 <w:top w:val="single" w:color="B9C9CE" w:sz="4" w:space="0"/>
@@ -2103,6 +2118,10 @@
                 <w:bottom w:val="single" w:color="B9C9CE" w:sz="4" w:space="0"/>
                 <w:right w:val="single" w:color="B9C9CE" w:sz="4" w:space="0"/>
               </w:tblBorders>
+              <w:tblLayout w:type="fixed"/>
+              <w:tblLook w:firstColumn="1" w:firstRow="1" w:lastColumn="0" w:lastRow="0" w:noHBand="0" w:noVBand="1" w:val="04A0"/>
+              <w:tblCaption w:val="Workspace"/>
+              <w:tblDescription w:val="Layout table that frames the blank workspace for this exercise."/>
             </w:tblPr>
             <w:tblGrid>
               <w:gridCol w:w="10368"/>
@@ -2149,7 +2168,7 @@
                     <w:drawing>
                       <wp:inline xmlns:a="http://schemas.openxmlformats.org/drawingml/2006/main" xmlns:pic="http://schemas.openxmlformats.org/drawingml/2006/picture">
                         <wp:extent cx="6382512" cy="822960"/>
-                        <wp:docPr id="7" name="Picture 7" descr="PUBLISHER_WORKSPACE: Blank ruled workspace for calculations, mathematical labels, and written reasoning." title="EXPLAIN WITH MATHEMATICAL EVIDENCE"/>
+                        <wp:docPr id="7" name="Picture 7" descr="Blank ruled workspace for calculations, mathematical labels, and written reasoning." title="EXPLAIN WITH MATHEMATICAL EVIDENCE"/>
                         <wp:cNvGraphicFramePr>
                           <a:graphicFrameLocks noChangeAspect="1"/>
                         </wp:cNvGraphicFramePr>
@@ -2216,8 +2235,6 @@
       <w:tblPr>
         <w:tblW w:type="dxa" w:w="10368"/>
         <w:jc w:val="center"/>
-        <w:tblLayout w:type="fixed"/>
-        <w:tblLook w:firstColumn="1" w:firstRow="1" w:lastColumn="0" w:lastRow="0" w:noHBand="0" w:noVBand="1" w:val="04A0"/>
         <w:tblInd w:type="dxa" w:w="0"/>
         <w:tblBorders>
           <w:top w:val="nil"/>
@@ -2227,6 +2244,10 @@
           <w:insideH w:val="nil"/>
           <w:insideV w:val="nil"/>
         </w:tblBorders>
+        <w:tblLayout w:type="fixed"/>
+        <w:tblLook w:firstColumn="1" w:firstRow="1" w:lastColumn="0" w:lastRow="0" w:noHBand="0" w:noVBand="1" w:val="04A0"/>
+        <w:tblCaption w:val="Exercise 8"/>
+        <w:tblDescription w:val="Layout table. It only arranges the page; read its cells in order."/>
       </w:tblPr>
       <w:tblGrid>
         <w:gridCol w:w="10368"/>
@@ -2318,8 +2339,6 @@
             <w:tblPr>
               <w:tblW w:type="dxa" w:w="10368"/>
               <w:jc w:val="center"/>
-              <w:tblLayout w:type="fixed"/>
-              <w:tblLook w:firstColumn="1" w:firstRow="1" w:lastColumn="0" w:lastRow="0" w:noHBand="0" w:noVBand="1" w:val="04A0"/>
               <w:tblInd w:type="dxa" w:w="0"/>
               <w:tblBorders>
                 <w:top w:val="single" w:color="B9C9CE" w:sz="4" w:space="0"/>
@@ -2327,6 +2346,10 @@
                 <w:bottom w:val="single" w:color="B9C9CE" w:sz="4" w:space="0"/>
                 <w:right w:val="single" w:color="B9C9CE" w:sz="4" w:space="0"/>
               </w:tblBorders>
+              <w:tblLayout w:type="fixed"/>
+              <w:tblLook w:firstColumn="1" w:firstRow="1" w:lastColumn="0" w:lastRow="0" w:noHBand="0" w:noVBand="1" w:val="04A0"/>
+              <w:tblCaption w:val="Workspace"/>
+              <w:tblDescription w:val="Layout table that frames the blank workspace for this exercise."/>
             </w:tblPr>
             <w:tblGrid>
               <w:gridCol w:w="10368"/>
@@ -2373,7 +2396,7 @@
                     <w:drawing>
                       <wp:inline xmlns:a="http://schemas.openxmlformats.org/drawingml/2006/main" xmlns:pic="http://schemas.openxmlformats.org/drawingml/2006/picture">
                         <wp:extent cx="6382512" cy="822960"/>
-                        <wp:docPr id="8" name="Picture 8" descr="PUBLISHER_WORKSPACE: Blank ruled workspace for calculations, mathematical labels, and written reasoning." title="EXPLAIN WITH MATHEMATICAL EVIDENCE"/>
+                        <wp:docPr id="8" name="Picture 8" descr="Blank ruled workspace for calculations, mathematical labels, and written reasoning." title="EXPLAIN WITH MATHEMATICAL EVIDENCE"/>
                         <wp:cNvGraphicFramePr>
                           <a:graphicFrameLocks noChangeAspect="1"/>
                         </wp:cNvGraphicFramePr>
@@ -2440,8 +2463,6 @@
       <w:tblPr>
         <w:tblW w:type="dxa" w:w="10368"/>
         <w:jc w:val="center"/>
-        <w:tblLayout w:type="fixed"/>
-        <w:tblLook w:firstColumn="1" w:firstRow="1" w:lastColumn="0" w:lastRow="0" w:noHBand="0" w:noVBand="1" w:val="04A0"/>
         <w:tblInd w:type="dxa" w:w="0"/>
         <w:tblBorders>
           <w:top w:val="nil"/>
@@ -2451,6 +2472,10 @@
           <w:insideH w:val="nil"/>
           <w:insideV w:val="nil"/>
         </w:tblBorders>
+        <w:tblLayout w:type="fixed"/>
+        <w:tblLook w:firstColumn="1" w:firstRow="1" w:lastColumn="0" w:lastRow="0" w:noHBand="0" w:noVBand="1" w:val="04A0"/>
+        <w:tblCaption w:val="Exercise 9"/>
+        <w:tblDescription w:val="Layout table. It only arranges the page; read its cells in order."/>
       </w:tblPr>
       <w:tblGrid>
         <w:gridCol w:w="10368"/>
@@ -2537,8 +2562,6 @@
             <w:tblPr>
               <w:tblW w:type="dxa" w:w="10368"/>
               <w:jc w:val="center"/>
-              <w:tblLayout w:type="fixed"/>
-              <w:tblLook w:firstColumn="1" w:firstRow="1" w:lastColumn="0" w:lastRow="0" w:noHBand="0" w:noVBand="1" w:val="04A0"/>
               <w:tblInd w:type="dxa" w:w="0"/>
               <w:tblBorders>
                 <w:top w:val="single" w:color="B9C9CE" w:sz="4" w:space="0"/>
@@ -2546,6 +2569,10 @@
                 <w:bottom w:val="single" w:color="B9C9CE" w:sz="4" w:space="0"/>
                 <w:right w:val="single" w:color="B9C9CE" w:sz="4" w:space="0"/>
               </w:tblBorders>
+              <w:tblLayout w:type="fixed"/>
+              <w:tblLook w:firstColumn="1" w:firstRow="1" w:lastColumn="0" w:lastRow="0" w:noHBand="0" w:noVBand="1" w:val="04A0"/>
+              <w:tblCaption w:val="Workspace"/>
+              <w:tblDescription w:val="Layout table that frames the blank workspace for this exercise."/>
             </w:tblPr>
             <w:tblGrid>
               <w:gridCol w:w="10368"/>
@@ -2592,7 +2619,7 @@
                     <w:drawing>
                       <wp:inline xmlns:a="http://schemas.openxmlformats.org/drawingml/2006/main" xmlns:pic="http://schemas.openxmlformats.org/drawingml/2006/picture">
                         <wp:extent cx="6382512" cy="685800"/>
-                        <wp:docPr id="9" name="Picture 9" descr="PUBLISHER_WORKSPACE: Blank square grid for sketching a geometric figure or net. The grid has no assigned measurements or scale." title="SHOW YOUR THINKING"/>
+                        <wp:docPr id="9" name="Picture 9" descr="Blank square grid for sketching a geometric figure or net. The grid has no assigned measurements or scale." title="SHOW YOUR THINKING"/>
                         <wp:cNvGraphicFramePr>
                           <a:graphicFrameLocks noChangeAspect="1"/>
                         </wp:cNvGraphicFramePr>
@@ -2659,8 +2686,6 @@
       <w:tblPr>
         <w:tblW w:type="dxa" w:w="10368"/>
         <w:jc w:val="center"/>
-        <w:tblLayout w:type="fixed"/>
-        <w:tblLook w:firstColumn="1" w:firstRow="1" w:lastColumn="0" w:lastRow="0" w:noHBand="0" w:noVBand="1" w:val="04A0"/>
         <w:tblInd w:type="dxa" w:w="0"/>
         <w:tblBorders>
           <w:top w:val="nil"/>
@@ -2670,6 +2695,10 @@
           <w:insideH w:val="nil"/>
           <w:insideV w:val="nil"/>
         </w:tblBorders>
+        <w:tblLayout w:type="fixed"/>
+        <w:tblLook w:firstColumn="1" w:firstRow="1" w:lastColumn="0" w:lastRow="0" w:noHBand="0" w:noVBand="1" w:val="04A0"/>
+        <w:tblCaption w:val="Exercise 10"/>
+        <w:tblDescription w:val="Layout table. It only arranges the page; read its cells in order."/>
       </w:tblPr>
       <w:tblGrid>
         <w:gridCol w:w="10368"/>
@@ -2756,8 +2785,6 @@
             <w:tblPr>
               <w:tblW w:type="dxa" w:w="10368"/>
               <w:jc w:val="center"/>
-              <w:tblLayout w:type="fixed"/>
-              <w:tblLook w:firstColumn="1" w:firstRow="1" w:lastColumn="0" w:lastRow="0" w:noHBand="0" w:noVBand="1" w:val="04A0"/>
               <w:tblInd w:type="dxa" w:w="0"/>
               <w:tblBorders>
                 <w:top w:val="single" w:color="B9C9CE" w:sz="4" w:space="0"/>
@@ -2765,6 +2792,10 @@
                 <w:bottom w:val="single" w:color="B9C9CE" w:sz="4" w:space="0"/>
                 <w:right w:val="single" w:color="B9C9CE" w:sz="4" w:space="0"/>
               </w:tblBorders>
+              <w:tblLayout w:type="fixed"/>
+              <w:tblLook w:firstColumn="1" w:firstRow="1" w:lastColumn="0" w:lastRow="0" w:noHBand="0" w:noVBand="1" w:val="04A0"/>
+              <w:tblCaption w:val="Workspace"/>
+              <w:tblDescription w:val="Layout table that frames the blank workspace for this exercise."/>
             </w:tblPr>
             <w:tblGrid>
               <w:gridCol w:w="10368"/>
@@ -2811,7 +2842,7 @@
                     <w:drawing>
                       <wp:inline xmlns:a="http://schemas.openxmlformats.org/drawingml/2006/main" xmlns:pic="http://schemas.openxmlformats.org/drawingml/2006/picture">
                         <wp:extent cx="6382512" cy="685800"/>
-                        <wp:docPr id="10" name="Picture 10" descr="PUBLISHER_WORKSPACE: Blank square grid for sketching a geometric figure or net. The grid has no assigned measurements or scale." title="SHOW YOUR THINKING"/>
+                        <wp:docPr id="10" name="Picture 10" descr="Blank square grid for sketching a geometric figure or net. The grid has no assigned measurements or scale." title="SHOW YOUR THINKING"/>
                         <wp:cNvGraphicFramePr>
                           <a:graphicFrameLocks noChangeAspect="1"/>
                         </wp:cNvGraphicFramePr>
@@ -2878,8 +2909,6 @@
       <w:tblPr>
         <w:tblW w:type="dxa" w:w="10368"/>
         <w:jc w:val="center"/>
-        <w:tblLayout w:type="fixed"/>
-        <w:tblLook w:firstColumn="1" w:firstRow="1" w:lastColumn="0" w:lastRow="0" w:noHBand="0" w:noVBand="1" w:val="04A0"/>
         <w:tblInd w:type="dxa" w:w="0"/>
         <w:tblBorders>
           <w:top w:val="nil"/>
@@ -2889,6 +2918,10 @@
           <w:insideH w:val="nil"/>
           <w:insideV w:val="nil"/>
         </w:tblBorders>
+        <w:tblLayout w:type="fixed"/>
+        <w:tblLook w:firstColumn="1" w:firstRow="1" w:lastColumn="0" w:lastRow="0" w:noHBand="0" w:noVBand="1" w:val="04A0"/>
+        <w:tblCaption w:val="Exercise 11"/>
+        <w:tblDescription w:val="Layout table. It only arranges the page; read its cells in order."/>
       </w:tblPr>
       <w:tblGrid>
         <w:gridCol w:w="10368"/>
@@ -2975,8 +3008,6 @@
             <w:tblPr>
               <w:tblW w:type="dxa" w:w="10368"/>
               <w:jc w:val="center"/>
-              <w:tblLayout w:type="fixed"/>
-              <w:tblLook w:firstColumn="1" w:firstRow="1" w:lastColumn="0" w:lastRow="0" w:noHBand="0" w:noVBand="1" w:val="04A0"/>
               <w:tblInd w:type="dxa" w:w="0"/>
               <w:tblBorders>
                 <w:top w:val="single" w:color="B9C9CE" w:sz="4" w:space="0"/>
@@ -2984,6 +3015,10 @@
                 <w:bottom w:val="single" w:color="B9C9CE" w:sz="4" w:space="0"/>
                 <w:right w:val="single" w:color="B9C9CE" w:sz="4" w:space="0"/>
               </w:tblBorders>
+              <w:tblLayout w:type="fixed"/>
+              <w:tblLook w:firstColumn="1" w:firstRow="1" w:lastColumn="0" w:lastRow="0" w:noHBand="0" w:noVBand="1" w:val="04A0"/>
+              <w:tblCaption w:val="Workspace"/>
+              <w:tblDescription w:val="Layout table that frames the blank workspace for this exercise."/>
             </w:tblPr>
             <w:tblGrid>
               <w:gridCol w:w="10368"/>
@@ -3030,7 +3065,7 @@
                     <w:drawing>
                       <wp:inline xmlns:a="http://schemas.openxmlformats.org/drawingml/2006/main" xmlns:pic="http://schemas.openxmlformats.org/drawingml/2006/picture">
                         <wp:extent cx="6382512" cy="685800"/>
-                        <wp:docPr id="11" name="Picture 11" descr="PUBLISHER_WORKSPACE: Blank square grid for sketching a geometric figure or net. The grid has no assigned measurements or scale." title="SHOW YOUR THINKING"/>
+                        <wp:docPr id="11" name="Picture 11" descr="Blank square grid for sketching a geometric figure or net. The grid has no assigned measurements or scale." title="SHOW YOUR THINKING"/>
                         <wp:cNvGraphicFramePr>
                           <a:graphicFrameLocks noChangeAspect="1"/>
                         </wp:cNvGraphicFramePr>
@@ -3097,8 +3132,6 @@
       <w:tblPr>
         <w:tblW w:type="dxa" w:w="10368"/>
         <w:jc w:val="center"/>
-        <w:tblLayout w:type="fixed"/>
-        <w:tblLook w:firstColumn="1" w:firstRow="1" w:lastColumn="0" w:lastRow="0" w:noHBand="0" w:noVBand="1" w:val="04A0"/>
         <w:tblInd w:type="dxa" w:w="0"/>
         <w:tblBorders>
           <w:top w:val="nil"/>
@@ -3108,6 +3141,10 @@
           <w:insideH w:val="nil"/>
           <w:insideV w:val="nil"/>
         </w:tblBorders>
+        <w:tblLayout w:type="fixed"/>
+        <w:tblLook w:firstColumn="1" w:firstRow="1" w:lastColumn="0" w:lastRow="0" w:noHBand="0" w:noVBand="1" w:val="04A0"/>
+        <w:tblCaption w:val="Exercise 12"/>
+        <w:tblDescription w:val="Layout table. It only arranges the page; read its cells in order."/>
       </w:tblPr>
       <w:tblGrid>
         <w:gridCol w:w="10368"/>
@@ -3199,8 +3236,6 @@
             <w:tblPr>
               <w:tblW w:type="dxa" w:w="10368"/>
               <w:jc w:val="center"/>
-              <w:tblLayout w:type="fixed"/>
-              <w:tblLook w:firstColumn="1" w:firstRow="1" w:lastColumn="0" w:lastRow="0" w:noHBand="0" w:noVBand="1" w:val="04A0"/>
               <w:tblInd w:type="dxa" w:w="0"/>
               <w:tblBorders>
                 <w:top w:val="single" w:color="B9C9CE" w:sz="4" w:space="0"/>
@@ -3208,6 +3243,10 @@
                 <w:bottom w:val="single" w:color="B9C9CE" w:sz="4" w:space="0"/>
                 <w:right w:val="single" w:color="B9C9CE" w:sz="4" w:space="0"/>
               </w:tblBorders>
+              <w:tblLayout w:type="fixed"/>
+              <w:tblLook w:firstColumn="1" w:firstRow="1" w:lastColumn="0" w:lastRow="0" w:noHBand="0" w:noVBand="1" w:val="04A0"/>
+              <w:tblCaption w:val="Workspace"/>
+              <w:tblDescription w:val="Layout table that frames the blank workspace for this exercise."/>
             </w:tblPr>
             <w:tblGrid>
               <w:gridCol w:w="10368"/>
@@ -3254,7 +3293,7 @@
                     <w:drawing>
                       <wp:inline xmlns:a="http://schemas.openxmlformats.org/drawingml/2006/main" xmlns:pic="http://schemas.openxmlformats.org/drawingml/2006/picture">
                         <wp:extent cx="6382512" cy="822960"/>
-                        <wp:docPr id="12" name="Picture 12" descr="PUBLISHER_WORKSPACE: Blank ruled workspace for calculations, mathematical labels, and written reasoning." title="EXPLAIN WITH MATHEMATICAL EVIDENCE"/>
+                        <wp:docPr id="12" name="Picture 12" descr="Blank ruled workspace for calculations, mathematical labels, and written reasoning." title="EXPLAIN WITH MATHEMATICAL EVIDENCE"/>
                         <wp:cNvGraphicFramePr>
                           <a:graphicFrameLocks noChangeAspect="1"/>
                         </wp:cNvGraphicFramePr>
@@ -3319,7 +3358,7 @@
     </w:p>
     <w:p>
       <w:pPr>
-        <w:pStyle w:val="PublisherSection"/>
+        <w:pStyle w:val="Heading2"/>
         <w:shd w:val="clear" w:color="auto" w:fill="EEF4F5"/>
         <w:pBdr>
           <w:left w:val="single" w:color="176B70" w:sz="20" w:space="7"/>
@@ -3341,8 +3380,6 @@
       <w:tblPr>
         <w:tblW w:type="dxa" w:w="10368"/>
         <w:jc w:val="center"/>
-        <w:tblLayout w:type="fixed"/>
-        <w:tblLook w:firstColumn="1" w:firstRow="1" w:lastColumn="0" w:lastRow="0" w:noHBand="0" w:noVBand="1" w:val="04A0"/>
         <w:tblInd w:type="dxa" w:w="0"/>
         <w:tblBorders>
           <w:top w:val="nil"/>
@@ -3352,6 +3389,10 @@
           <w:insideH w:val="nil"/>
           <w:insideV w:val="nil"/>
         </w:tblBorders>
+        <w:tblLayout w:type="fixed"/>
+        <w:tblLook w:firstColumn="1" w:firstRow="1" w:lastColumn="0" w:lastRow="0" w:noHBand="0" w:noVBand="1" w:val="04A0"/>
+        <w:tblCaption w:val="Exercise 13"/>
+        <w:tblDescription w:val="Layout table. It only arranges the page; read its cells in order."/>
       </w:tblPr>
       <w:tblGrid>
         <w:gridCol w:w="10368"/>
@@ -3438,8 +3479,6 @@
             <w:tblPr>
               <w:tblW w:type="dxa" w:w="10368"/>
               <w:jc w:val="center"/>
-              <w:tblLayout w:type="fixed"/>
-              <w:tblLook w:firstColumn="1" w:firstRow="1" w:lastColumn="0" w:lastRow="0" w:noHBand="0" w:noVBand="1" w:val="04A0"/>
               <w:tblInd w:type="dxa" w:w="0"/>
               <w:tblBorders>
                 <w:top w:val="single" w:color="B9C9CE" w:sz="4" w:space="0"/>
@@ -3447,6 +3486,10 @@
                 <w:bottom w:val="single" w:color="B9C9CE" w:sz="4" w:space="0"/>
                 <w:right w:val="single" w:color="B9C9CE" w:sz="4" w:space="0"/>
               </w:tblBorders>
+              <w:tblLayout w:type="fixed"/>
+              <w:tblLook w:firstColumn="1" w:firstRow="1" w:lastColumn="0" w:lastRow="0" w:noHBand="0" w:noVBand="1" w:val="04A0"/>
+              <w:tblCaption w:val="Workspace"/>
+              <w:tblDescription w:val="Layout table that frames the blank workspace for this exercise."/>
             </w:tblPr>
             <w:tblGrid>
               <w:gridCol w:w="10368"/>
@@ -3493,7 +3536,7 @@
                     <w:drawing>
                       <wp:inline xmlns:a="http://schemas.openxmlformats.org/drawingml/2006/main" xmlns:pic="http://schemas.openxmlformats.org/drawingml/2006/picture">
                         <wp:extent cx="6382512" cy="548640"/>
-                        <wp:docPr id="13" name="Picture 13" descr="PUBLISHER_WORKSPACE: Blank square grid for sketching a geometric figure or net. The grid has no assigned measurements or scale." title="SHOW YOUR THINKING"/>
+                        <wp:docPr id="13" name="Picture 13" descr="Blank square grid for sketching a geometric figure or net. The grid has no assigned measurements or scale." title="SHOW YOUR THINKING"/>
                         <wp:cNvGraphicFramePr>
                           <a:graphicFrameLocks noChangeAspect="1"/>
                         </wp:cNvGraphicFramePr>
@@ -3560,8 +3603,6 @@
       <w:tblPr>
         <w:tblW w:type="dxa" w:w="10368"/>
         <w:jc w:val="center"/>
-        <w:tblLayout w:type="fixed"/>
-        <w:tblLook w:firstColumn="1" w:firstRow="1" w:lastColumn="0" w:lastRow="0" w:noHBand="0" w:noVBand="1" w:val="04A0"/>
         <w:tblInd w:type="dxa" w:w="0"/>
         <w:tblBorders>
           <w:top w:val="nil"/>
@@ -3571,6 +3612,10 @@
           <w:insideH w:val="nil"/>
           <w:insideV w:val="nil"/>
         </w:tblBorders>
+        <w:tblLayout w:type="fixed"/>
+        <w:tblLook w:firstColumn="1" w:firstRow="1" w:lastColumn="0" w:lastRow="0" w:noHBand="0" w:noVBand="1" w:val="04A0"/>
+        <w:tblCaption w:val="Exercise 14"/>
+        <w:tblDescription w:val="Layout table. It only arranges the page; read its cells in order."/>
       </w:tblPr>
       <w:tblGrid>
         <w:gridCol w:w="10368"/>
@@ -3657,8 +3702,6 @@
             <w:tblPr>
               <w:tblW w:type="dxa" w:w="10368"/>
               <w:jc w:val="center"/>
-              <w:tblLayout w:type="fixed"/>
-              <w:tblLook w:firstColumn="1" w:firstRow="1" w:lastColumn="0" w:lastRow="0" w:noHBand="0" w:noVBand="1" w:val="04A0"/>
               <w:tblInd w:type="dxa" w:w="0"/>
               <w:tblBorders>
                 <w:top w:val="single" w:color="B9C9CE" w:sz="4" w:space="0"/>
@@ -3666,6 +3709,10 @@
                 <w:bottom w:val="single" w:color="B9C9CE" w:sz="4" w:space="0"/>
                 <w:right w:val="single" w:color="B9C9CE" w:sz="4" w:space="0"/>
               </w:tblBorders>
+              <w:tblLayout w:type="fixed"/>
+              <w:tblLook w:firstColumn="1" w:firstRow="1" w:lastColumn="0" w:lastRow="0" w:noHBand="0" w:noVBand="1" w:val="04A0"/>
+              <w:tblCaption w:val="Workspace"/>
+              <w:tblDescription w:val="Layout table that frames the blank workspace for this exercise."/>
             </w:tblPr>
             <w:tblGrid>
               <w:gridCol w:w="10368"/>
@@ -3712,7 +3759,7 @@
                     <w:drawing>
                       <wp:inline xmlns:a="http://schemas.openxmlformats.org/drawingml/2006/main" xmlns:pic="http://schemas.openxmlformats.org/drawingml/2006/picture">
                         <wp:extent cx="6382512" cy="548640"/>
-                        <wp:docPr id="14" name="Picture 14" descr="PUBLISHER_WORKSPACE: Blank ruled workspace for calculations, mathematical labels, and written reasoning." title="RECORD YOUR RESPONSE"/>
+                        <wp:docPr id="14" name="Picture 14" descr="Blank ruled workspace for calculations, mathematical labels, and written reasoning." title="RECORD YOUR RESPONSE"/>
                         <wp:cNvGraphicFramePr>
                           <a:graphicFrameLocks noChangeAspect="1"/>
                         </wp:cNvGraphicFramePr>
@@ -3779,8 +3826,6 @@
       <w:tblPr>
         <w:tblW w:type="dxa" w:w="10368"/>
         <w:jc w:val="center"/>
-        <w:tblLayout w:type="fixed"/>
-        <w:tblLook w:firstColumn="1" w:firstRow="1" w:lastColumn="0" w:lastRow="0" w:noHBand="0" w:noVBand="1" w:val="04A0"/>
         <w:tblInd w:type="dxa" w:w="0"/>
         <w:tblBorders>
           <w:top w:val="nil"/>
@@ -3790,6 +3835,10 @@
           <w:insideH w:val="nil"/>
           <w:insideV w:val="nil"/>
         </w:tblBorders>
+        <w:tblLayout w:type="fixed"/>
+        <w:tblLook w:firstColumn="1" w:firstRow="1" w:lastColumn="0" w:lastRow="0" w:noHBand="0" w:noVBand="1" w:val="04A0"/>
+        <w:tblCaption w:val="Exercise 15"/>
+        <w:tblDescription w:val="Layout table. It only arranges the page; read its cells in order."/>
       </w:tblPr>
       <w:tblGrid>
         <w:gridCol w:w="10368"/>
@@ -3876,8 +3925,6 @@
             <w:tblPr>
               <w:tblW w:type="dxa" w:w="10368"/>
               <w:jc w:val="center"/>
-              <w:tblLayout w:type="fixed"/>
-              <w:tblLook w:firstColumn="1" w:firstRow="1" w:lastColumn="0" w:lastRow="0" w:noHBand="0" w:noVBand="1" w:val="04A0"/>
               <w:tblInd w:type="dxa" w:w="0"/>
               <w:tblBorders>
                 <w:top w:val="single" w:color="B9C9CE" w:sz="4" w:space="0"/>
@@ -3885,6 +3932,10 @@
                 <w:bottom w:val="single" w:color="B9C9CE" w:sz="4" w:space="0"/>
                 <w:right w:val="single" w:color="B9C9CE" w:sz="4" w:space="0"/>
               </w:tblBorders>
+              <w:tblLayout w:type="fixed"/>
+              <w:tblLook w:firstColumn="1" w:firstRow="1" w:lastColumn="0" w:lastRow="0" w:noHBand="0" w:noVBand="1" w:val="04A0"/>
+              <w:tblCaption w:val="Workspace"/>
+              <w:tblDescription w:val="Layout table that frames the blank workspace for this exercise."/>
             </w:tblPr>
             <w:tblGrid>
               <w:gridCol w:w="10368"/>
@@ -3931,7 +3982,7 @@
                     <w:drawing>
                       <wp:inline xmlns:a="http://schemas.openxmlformats.org/drawingml/2006/main" xmlns:pic="http://schemas.openxmlformats.org/drawingml/2006/picture">
                         <wp:extent cx="6382512" cy="548640"/>
-                        <wp:docPr id="15" name="Picture 15" descr="PUBLISHER_WORKSPACE: Blank square grid for sketching a geometric figure or net. The grid has no assigned measurements or scale." title="SHOW YOUR THINKING"/>
+                        <wp:docPr id="15" name="Picture 15" descr="Blank square grid for sketching a geometric figure or net. The grid has no assigned measurements or scale." title="SHOW YOUR THINKING"/>
                         <wp:cNvGraphicFramePr>
                           <a:graphicFrameLocks noChangeAspect="1"/>
                         </wp:cNvGraphicFramePr>
@@ -3996,7 +4047,7 @@
     </w:p>
     <w:p>
       <w:pPr>
-        <w:pStyle w:val="PublisherSection"/>
+        <w:pStyle w:val="Heading2"/>
         <w:shd w:val="clear" w:color="auto" w:fill="EEF4F5"/>
         <w:pBdr>
           <w:left w:val="single" w:color="176B70" w:sz="20" w:space="7"/>
@@ -4018,8 +4069,6 @@
       <w:tblPr>
         <w:tblW w:type="dxa" w:w="10368"/>
         <w:jc w:val="center"/>
-        <w:tblLayout w:type="fixed"/>
-        <w:tblLook w:firstColumn="1" w:firstRow="1" w:lastColumn="0" w:lastRow="0" w:noHBand="0" w:noVBand="1" w:val="04A0"/>
         <w:tblInd w:type="dxa" w:w="0"/>
         <w:tblBorders>
           <w:top w:val="nil"/>
@@ -4029,6 +4078,10 @@
           <w:insideH w:val="nil"/>
           <w:insideV w:val="nil"/>
         </w:tblBorders>
+        <w:tblLayout w:type="fixed"/>
+        <w:tblLook w:firstColumn="1" w:firstRow="1" w:lastColumn="0" w:lastRow="0" w:noHBand="0" w:noVBand="1" w:val="04A0"/>
+        <w:tblCaption w:val="Exercise 16"/>
+        <w:tblDescription w:val="Layout table. It only arranges the page; read its cells in order."/>
       </w:tblPr>
       <w:tblGrid>
         <w:gridCol w:w="10368"/>
@@ -4097,8 +4150,6 @@
           <w:tbl>
             <w:tblPr>
               <w:tblW w:type="dxa" w:w="10368"/>
-              <w:tblLayout w:type="fixed"/>
-              <w:tblLook w:firstColumn="1" w:firstRow="1" w:lastColumn="0" w:lastRow="0" w:noHBand="0" w:noVBand="1" w:val="04A0"/>
               <w:jc w:val="center"/>
               <w:tblInd w:type="dxa" w:w="0"/>
               <w:tblBorders>
@@ -4109,6 +4160,10 @@
                 <w:insideH w:val="single" w:color="B9C9CE" w:sz="4" w:space="0"/>
                 <w:insideV w:val="single" w:color="B9C9CE" w:sz="4" w:space="0"/>
               </w:tblBorders>
+              <w:tblLayout w:type="fixed"/>
+              <w:tblLook w:firstColumn="1" w:firstRow="1" w:lastColumn="0" w:lastRow="0" w:noHBand="0" w:noVBand="1" w:val="04A0"/>
+              <w:tblCaption w:val="Layout"/>
+              <w:tblDescription w:val="Layout table. It only arranges the page; read its cells in order."/>
             </w:tblPr>
             <w:tblGrid>
               <w:gridCol w:w="10368"/>
@@ -4285,8 +4340,6 @@
       <w:tblPr>
         <w:tblW w:type="dxa" w:w="10368"/>
         <w:jc w:val="center"/>
-        <w:tblLayout w:type="fixed"/>
-        <w:tblLook w:firstColumn="1" w:firstRow="1" w:lastColumn="0" w:lastRow="0" w:noHBand="0" w:noVBand="1" w:val="04A0"/>
         <w:tblInd w:type="dxa" w:w="0"/>
         <w:tblBorders>
           <w:top w:val="nil"/>
@@ -4296,6 +4349,10 @@
           <w:insideH w:val="nil"/>
           <w:insideV w:val="nil"/>
         </w:tblBorders>
+        <w:tblLayout w:type="fixed"/>
+        <w:tblLook w:firstColumn="1" w:firstRow="1" w:lastColumn="0" w:lastRow="0" w:noHBand="0" w:noVBand="1" w:val="04A0"/>
+        <w:tblCaption w:val="Exercise 17"/>
+        <w:tblDescription w:val="Layout table. It only arranges the page; read its cells in order."/>
       </w:tblPr>
       <w:tblGrid>
         <w:gridCol w:w="10368"/>
@@ -4364,8 +4421,6 @@
           <w:tbl>
             <w:tblPr>
               <w:tblW w:type="dxa" w:w="10368"/>
-              <w:tblLayout w:type="fixed"/>
-              <w:tblLook w:firstColumn="1" w:firstRow="1" w:lastColumn="0" w:lastRow="0" w:noHBand="0" w:noVBand="1" w:val="04A0"/>
               <w:jc w:val="center"/>
               <w:tblInd w:type="dxa" w:w="0"/>
               <w:tblBorders>
@@ -4376,6 +4431,10 @@
                 <w:insideH w:val="single" w:color="B9C9CE" w:sz="4" w:space="0"/>
                 <w:insideV w:val="single" w:color="B9C9CE" w:sz="4" w:space="0"/>
               </w:tblBorders>
+              <w:tblLayout w:type="fixed"/>
+              <w:tblLook w:firstColumn="1" w:firstRow="1" w:lastColumn="0" w:lastRow="0" w:noHBand="0" w:noVBand="1" w:val="04A0"/>
+              <w:tblCaption w:val="Layout"/>
+              <w:tblDescription w:val="Layout table. It only arranges the page; read its cells in order."/>
             </w:tblPr>
             <w:tblGrid>
               <w:gridCol w:w="5184"/>
@@ -4544,8 +4603,6 @@
       <w:tblPr>
         <w:tblW w:type="dxa" w:w="10368"/>
         <w:jc w:val="center"/>
-        <w:tblLayout w:type="fixed"/>
-        <w:tblLook w:firstColumn="1" w:firstRow="1" w:lastColumn="0" w:lastRow="0" w:noHBand="0" w:noVBand="1" w:val="04A0"/>
         <w:tblInd w:type="dxa" w:w="0"/>
         <w:tblBorders>
           <w:top w:val="nil"/>
@@ -4555,6 +4612,10 @@
           <w:insideH w:val="nil"/>
           <w:insideV w:val="nil"/>
         </w:tblBorders>
+        <w:tblLayout w:type="fixed"/>
+        <w:tblLook w:firstColumn="1" w:firstRow="1" w:lastColumn="0" w:lastRow="0" w:noHBand="0" w:noVBand="1" w:val="04A0"/>
+        <w:tblCaption w:val="Exercise 18"/>
+        <w:tblDescription w:val="Layout table. It only arranges the page; read its cells in order."/>
       </w:tblPr>
       <w:tblGrid>
         <w:gridCol w:w="10368"/>
@@ -4623,8 +4684,6 @@
           <w:tbl>
             <w:tblPr>
               <w:tblW w:type="dxa" w:w="10368"/>
-              <w:tblLayout w:type="fixed"/>
-              <w:tblLook w:firstColumn="1" w:firstRow="1" w:lastColumn="0" w:lastRow="0" w:noHBand="0" w:noVBand="1" w:val="04A0"/>
               <w:jc w:val="center"/>
               <w:tblInd w:type="dxa" w:w="0"/>
               <w:tblBorders>
@@ -4635,6 +4694,10 @@
                 <w:insideH w:val="single" w:color="B9C9CE" w:sz="4" w:space="0"/>
                 <w:insideV w:val="single" w:color="B9C9CE" w:sz="4" w:space="0"/>
               </w:tblBorders>
+              <w:tblLayout w:type="fixed"/>
+              <w:tblLook w:firstColumn="1" w:firstRow="1" w:lastColumn="0" w:lastRow="0" w:noHBand="0" w:noVBand="1" w:val="04A0"/>
+              <w:tblCaption w:val="Layout"/>
+              <w:tblDescription w:val="Layout table. It only arranges the page; read its cells in order."/>
             </w:tblPr>
             <w:tblGrid>
               <w:gridCol w:w="5184"/>
@@ -4785,7 +4848,7 @@
           </w:p>
           <w:p>
             <w:pPr>
-              <w:pStyle w:val="PublisherSection"/>
+              <w:pStyle w:val="Heading2"/>
               <w:shd w:val="clear" w:color="auto" w:fill="FAF5E9"/>
               <w:pBdr>
                 <w:left w:val="single" w:color="B57720" w:sz="20" w:space="7"/>
@@ -4807,8 +4870,6 @@
             <w:tblPr>
               <w:tblW w:type="dxa" w:w="10368"/>
               <w:jc w:val="center"/>
-              <w:tblLayout w:type="fixed"/>
-              <w:tblLook w:firstColumn="1" w:firstRow="1" w:lastColumn="0" w:lastRow="0" w:noHBand="0" w:noVBand="1" w:val="04A0"/>
               <w:tblInd w:type="dxa" w:w="0"/>
               <w:tblBorders>
                 <w:top w:val="single" w:color="B9C9CE" w:sz="4" w:space="0"/>
@@ -4818,6 +4879,10 @@
                 <w:insideH w:val="single" w:color="FFFFFF" w:sz="8" w:space="0"/>
                 <w:insideV w:val="single" w:color="FFFFFF" w:sz="12" w:space="0"/>
               </w:tblBorders>
+              <w:tblLayout w:type="fixed"/>
+              <w:tblLook w:firstColumn="1" w:firstRow="1" w:lastColumn="0" w:lastRow="0" w:noHBand="0" w:noVBand="1" w:val="04A0"/>
+              <w:tblCaption w:val="Layout"/>
+              <w:tblDescription w:val="Layout table. It only arranges the page; read its cells in order."/>
             </w:tblPr>
             <w:tblGrid>
               <w:gridCol w:w="6768"/>
@@ -5050,7 +5115,7 @@
         <w:sz w:val="16"/>
         <w:szCs w:val="16"/>
       </w:rPr>
-      <w:t>Lesson 2.4 / Session 1  /  Regular  /  V2</w:t>
+      <w:t>Lesson 2.4 / Session 1</w:t>
     </w:r>
     <w:r>
       <w:rPr>
@@ -5116,7 +5181,7 @@
         <w:szCs w:val="16"/>
       </w:rPr>
       <w:tab/>
-      <w:t>HOMEWORK  /  V2</w:t>
+      <w:t>HOMEWORK</w:t>
     </w:r>
   </w:p>
 </w:hdr>
@@ -5554,19 +5619,20 @@
     <w:rsid w:val="00FC693F"/>
     <w:pPr>
       <w:keepNext/>
-      <w:keepLines/>
       <w:widowControl/>
-      <w:spacing w:before="200" w:after="120" w:line="269" w:lineRule="auto"/>
+      <w:spacing w:after="100" w:line="245" w:lineRule="auto" w:before="0"/>
       <w:ind w:left="0" w:right="0" w:firstLine="0"/>
+      <w:contextualSpacing/>
       <w:outlineLvl w:val="0"/>
     </w:pPr>
     <w:rPr>
       <w:rFonts w:ascii="Arial" w:hAnsi="Arial" w:eastAsia="Arial" w:cs="Arial"/>
       <w:b/>
-      <w:bCs/>
       <w:color w:val="183E56"/>
-      <w:sz w:val="34"/>
-      <w:szCs w:val="34"/>
+      <w:spacing w:val="5"/>
+      <w:kern w:val="28"/>
+      <w:sz w:val="46"/>
+      <w:szCs w:val="46"/>
     </w:rPr>
   </w:style>
   <w:style w:type="paragraph" w:styleId="Heading2">
@@ -5580,19 +5646,17 @@
     <w:rsid w:val="00FC693F"/>
     <w:pPr>
       <w:keepNext/>
-      <w:keepLines/>
       <w:widowControl/>
-      <w:spacing w:before="180" w:after="100" w:line="269" w:lineRule="auto"/>
+      <w:spacing w:before="200" w:after="120" w:line="269" w:lineRule="auto"/>
       <w:ind w:left="0" w:right="0" w:firstLine="0"/>
       <w:outlineLvl w:val="1"/>
     </w:pPr>
     <w:rPr>
       <w:rFonts w:ascii="Arial" w:hAnsi="Arial" w:eastAsia="Arial" w:cs="Arial"/>
       <w:b/>
-      <w:bCs/>
-      <w:color w:val="176B70"/>
-      <w:sz w:val="22"/>
-      <w:szCs w:val="22"/>
+      <w:color w:val="183E56"/>
+      <w:sz w:val="21"/>
+      <w:szCs w:val="21"/>
     </w:rPr>
   </w:style>
   <w:style w:type="paragraph" w:styleId="Heading3">

--- a/lessons/2-4/homework.docx
+++ b/lessons/2-4/homework.docx
@@ -55,7 +55,7 @@
         <w:rPr>
           <w:rFonts w:ascii="Arial" w:hAnsi="Arial" w:eastAsia="Arial" w:cs="Arial"/>
         </w:rPr>
-        <w:t>Maryland Standard 6.SP.B.4   ·   Learning target — I can find the five-number summary of a data set and use it to build a box plot.</w:t>
+        <w:t>Maryland Standard 6.DS.5   ·   Learning target — I can find the five-number summary of a data set and use it to build a box plot.</w:t>
       </w:r>
     </w:p>
     <w:p>
